--- a/Project_Planning_and_System_Design/UML_Diagrams/MVC_Architecture_Diagram/MVC_Architecture_Diagram_GroupG_EcosystemApp_Activity2.docx
+++ b/Project_Planning_and_System_Design/UML_Diagrams/MVC_Architecture_Diagram/MVC_Architecture_Diagram_GroupG_EcosystemApp_Activity2.docx
@@ -5,10 +5,10 @@
     <w:p>
       <w:r>
         <w:drawing>
-          <wp:inline distT="0" distB="0" distL="0" distR="0" wp14:anchorId="0DBFD261" wp14:editId="01BCCAD6">
-            <wp:extent cx="8717476" cy="6651318"/>
-            <wp:effectExtent l="0" t="0" r="7620" b="0"/>
-            <wp:docPr id="480517468" name="Picture 1"/>
+          <wp:inline distT="0" distB="0" distL="0" distR="0" wp14:anchorId="4CDBF24A" wp14:editId="5C51B11B">
+            <wp:extent cx="8829675" cy="6200775"/>
+            <wp:effectExtent l="0" t="0" r="9525" b="9525"/>
+            <wp:docPr id="1493232397" name="Picture 1"/>
             <wp:cNvGraphicFramePr>
               <a:graphicFrameLocks xmlns:a="http://schemas.openxmlformats.org/drawingml/2006/main" noChangeAspect="1"/>
             </wp:cNvGraphicFramePr>
@@ -16,7 +16,7 @@
               <a:graphicData uri="http://schemas.openxmlformats.org/drawingml/2006/picture">
                 <pic:pic xmlns:pic="http://schemas.openxmlformats.org/drawingml/2006/picture">
                   <pic:nvPicPr>
-                    <pic:cNvPr id="480517468" name=""/>
+                    <pic:cNvPr id="1493232397" name=""/>
                     <pic:cNvPicPr/>
                   </pic:nvPicPr>
                   <pic:blipFill>
@@ -28,7 +28,7 @@
                   <pic:spPr>
                     <a:xfrm>
                       <a:off x="0" y="0"/>
-                      <a:ext cx="8779930" cy="6698969"/>
+                      <a:ext cx="8835058" cy="6204555"/>
                     </a:xfrm>
                     <a:prstGeom prst="rect">
                       <a:avLst/>
